--- a/docs/Assignment1_Goal_and_7Day_Plan_PACKET.docx
+++ b/docs/Assignment1_Goal_and_7Day_Plan_PACKET.docx
@@ -432,7 +432,7 @@
                 <w:sz w:val="21"/>
                 <w:szCs w:val="21"/>
               </w:rPr>
-              <w:t xml:space="preserve">Learners who set specific goals and pre-plan their practice schedule outperform peers regardless of starting ability. The act of planning is itself a learning skill — and the most overlooked one.</w:t>
+              <w:t xml:space="preserve">Learners who set specific goals and pre-plan their practice schedule outperform peers regardless of starting ability. The act of planning is itself a learning skill, and the most overlooked one.</w:t>
             </w:r>
           </w:p>
           <w:p>
@@ -469,7 +469,7 @@
           <w:sz w:val="36"/>
           <w:szCs w:val="36"/>
         </w:rPr>
-        <w:t xml:space="preserve">Rubric — how this is graded</w:t>
+        <w:t xml:space="preserve">Rubric, how this is graded</w:t>
       </w:r>
     </w:p>
     <w:p>
@@ -924,7 +924,7 @@
           <w:sz w:val="22"/>
           <w:szCs w:val="22"/>
         </w:rPr>
-        <w:t xml:space="preserve">Here is what a strong submission looks like. Yours doesn't need to match — it just needs to be specific and honest.</w:t>
+        <w:t xml:space="preserve">Here is what a strong submission looks like. Yours doesn't need to match, it just needs to be specific and honest.</w:t>
       </w:r>
     </w:p>
     <w:p>
@@ -1157,7 +1157,7 @@
                 <w:sz w:val="21"/>
                 <w:szCs w:val="21"/>
               </w:rPr>
-              <w:t xml:space="preserve">Monday — 7:30 AM, 15 min — review yesterday's 5 vocabulary words + add 3 new ones.</w:t>
+              <w:t xml:space="preserve">Monday, 7:30 AM, 15 min, review yesterday's 5 vocabulary words + add 3 new ones.</w:t>
             </w:r>
           </w:p>
           <w:p>
@@ -1173,7 +1173,7 @@
                 <w:sz w:val="21"/>
                 <w:szCs w:val="21"/>
               </w:rPr>
-              <w:t xml:space="preserve">Tuesday — 7:30 AM, 15 min — listen to 1 BBC 6 Minute English clip + write down 3 new words.</w:t>
+              <w:t xml:space="preserve">Tuesday, 7:30 AM, 15 min, listen to 1 BBC 6 Minute English clip + write down 3 new words.</w:t>
             </w:r>
           </w:p>
           <w:p>
@@ -1189,7 +1189,7 @@
                 <w:sz w:val="21"/>
                 <w:szCs w:val="21"/>
               </w:rPr>
-              <w:t xml:space="preserve">Wednesday — 7:30 AM, 15 min — read 1 short article on VOA Learning English.</w:t>
+              <w:t xml:space="preserve">Wednesday, 7:30 AM, 15 min, read 1 short article on VOA Learning English.</w:t>
             </w:r>
           </w:p>
           <w:p>
@@ -1205,7 +1205,7 @@
                 <w:sz w:val="21"/>
                 <w:szCs w:val="21"/>
               </w:rPr>
-              <w:t xml:space="preserve">Saturday — rest day. Just listen to English music in the car.</w:t>
+              <w:t xml:space="preserve">Saturday, rest day. Just listen to English music in the car.</w:t>
             </w:r>
           </w:p>
         </w:tc>
@@ -1307,7 +1307,7 @@
                 <w:sz w:val="21"/>
                 <w:szCs w:val="21"/>
               </w:rPr>
-              <w:t xml:space="preserve">When I miss a day, I will not skip two days in a row. The minimum is 5 minutes of listening on the next day. If I miss two days, I text Carmen 'help me restart' — that's our deal.</w:t>
+              <w:t xml:space="preserve">When I miss a day, I will not skip two days in a row. The minimum is 5 minutes of listening on the next day. If I miss two days, I text Carmen 'help me restart', that's our deal.</w:t>
             </w:r>
           </w:p>
         </w:tc>
@@ -1331,7 +1331,7 @@
           <w:sz w:val="36"/>
           <w:szCs w:val="36"/>
         </w:rPr>
-        <w:t xml:space="preserve">Worksheet — Part A: My English Goal</w:t>
+        <w:t xml:space="preserve">Worksheet, Part A: My English Goal</w:t>
       </w:r>
     </w:p>
     <w:tbl>
@@ -1681,7 +1681,7 @@
           <w:sz w:val="36"/>
           <w:szCs w:val="36"/>
         </w:rPr>
-        <w:t xml:space="preserve">Worksheet — Part B: My 7-Day Practice Plan</w:t>
+        <w:t xml:space="preserve">Worksheet, Part B: My 7-Day Practice Plan</w:t>
       </w:r>
     </w:p>
     <w:p>
@@ -2715,7 +2715,7 @@
           <w:sz w:val="36"/>
           <w:szCs w:val="36"/>
         </w:rPr>
-        <w:t xml:space="preserve">Worksheet — Part C: My 15-Minute Routine</w:t>
+        <w:t xml:space="preserve">Worksheet, Part C: My 15-Minute Routine</w:t>
       </w:r>
     </w:p>
     <w:p>
@@ -3102,7 +3102,7 @@
           <w:sz w:val="36"/>
           <w:szCs w:val="36"/>
         </w:rPr>
-        <w:t xml:space="preserve">Worksheet — Part D: My Backup Plan</w:t>
+        <w:t xml:space="preserve">Worksheet, Part D: My Backup Plan</w:t>
       </w:r>
     </w:p>
     <w:p>
